--- a/1需求文档建立.docx
+++ b/1需求文档建立.docx
@@ -35,6 +35,8 @@
         </w:rPr>
         <w:t>Idea</w:t>
       </w:r>
+      <w:bookmarkStart w:id="0" w:name="_GoBack"/>
+      <w:bookmarkEnd w:id="0"/>
     </w:p>
     <w:p>
       <w:pPr>
@@ -129,8 +131,6 @@
         </w:rPr>
         <w:t>pixso</w:t>
       </w:r>
-      <w:bookmarkStart w:id="0" w:name="_GoBack"/>
-      <w:bookmarkEnd w:id="0"/>
       <w:r>
         <w:rPr>
           <w:rFonts w:hint="eastAsia"/>
@@ -146,7 +146,7 @@
         </w:numPr>
         <w:ind w:firstLine="420" w:firstLineChars="0"/>
         <w:rPr>
-          <w:rFonts w:hint="default"/>
+          <w:rFonts w:hint="eastAsia"/>
           <w:lang w:val="en-US" w:eastAsia="zh-CN"/>
         </w:rPr>
       </w:pPr>
@@ -185,6 +185,100 @@
         </w:rPr>
         <w:tab/>
         <w:t>3.1 设计html前端的效果图，包括每一个分页，页面的效果图。</w:t>
+      </w:r>
+    </w:p>
+    <w:p>
+      <w:pPr>
+        <w:numPr>
+          <w:numId w:val="0"/>
+        </w:numPr>
+        <w:rPr>
+          <w:rFonts w:hint="eastAsia"/>
+          <w:lang w:val="en-US" w:eastAsia="zh-CN"/>
+        </w:rPr>
+      </w:pPr>
+      <w:r>
+        <w:rPr>
+          <w:rFonts w:hint="eastAsia"/>
+          <w:lang w:val="en-US" w:eastAsia="zh-CN"/>
+        </w:rPr>
+        <w:t>4.程序编写阶段</w:t>
+      </w:r>
+    </w:p>
+    <w:p>
+      <w:pPr>
+        <w:numPr>
+          <w:numId w:val="0"/>
+        </w:numPr>
+        <w:ind w:firstLine="420" w:firstLineChars="0"/>
+        <w:rPr>
+          <w:rFonts w:hint="default"/>
+          <w:lang w:val="en-US" w:eastAsia="zh-CN"/>
+        </w:rPr>
+      </w:pPr>
+      <w:r>
+        <w:rPr>
+          <w:rFonts w:hint="eastAsia"/>
+          <w:lang w:val="en-US" w:eastAsia="zh-CN"/>
+        </w:rPr>
+        <w:t>4.1生成相应的模块调用流程图，确定业务流程。</w:t>
+      </w:r>
+    </w:p>
+    <w:p>
+      <w:pPr>
+        <w:numPr>
+          <w:numId w:val="0"/>
+        </w:numPr>
+        <w:ind w:firstLine="420" w:firstLineChars="0"/>
+        <w:rPr>
+          <w:rFonts w:hint="eastAsia"/>
+          <w:lang w:val="en-US" w:eastAsia="zh-CN"/>
+        </w:rPr>
+      </w:pPr>
+      <w:r>
+        <w:rPr>
+          <w:rFonts w:hint="eastAsia"/>
+          <w:lang w:val="en-US" w:eastAsia="zh-CN"/>
+        </w:rPr>
+        <w:t>4.2将之前的所有页面都作为上下文传入模型。让模型进行项目的搭建。项目搭建的时候，顺序是数据--&gt;数据测试--&gt;首页--&gt;首页不同的模块内容测试--&gt;不同用户登陆--&gt;权限测试--&gt;分页--分页功能测试--&gt;集成第三方功能--&gt;第三方功能测试</w:t>
+      </w:r>
+    </w:p>
+    <w:p>
+      <w:pPr>
+        <w:numPr>
+          <w:ilvl w:val="0"/>
+          <w:numId w:val="2"/>
+        </w:numPr>
+        <w:rPr>
+          <w:rFonts w:hint="eastAsia"/>
+          <w:lang w:val="en-US" w:eastAsia="zh-CN"/>
+        </w:rPr>
+      </w:pPr>
+      <w:r>
+        <w:rPr>
+          <w:rFonts w:hint="eastAsia"/>
+          <w:lang w:val="en-US" w:eastAsia="zh-CN"/>
+        </w:rPr>
+        <w:t>项目测试。</w:t>
+      </w:r>
+    </w:p>
+    <w:p>
+      <w:pPr>
+        <w:numPr>
+          <w:numId w:val="0"/>
+        </w:numPr>
+        <w:ind w:firstLine="420" w:firstLineChars="0"/>
+        <w:rPr>
+          <w:rFonts w:hint="default"/>
+          <w:lang w:val="en-US" w:eastAsia="zh-CN"/>
+        </w:rPr>
+      </w:pPr>
+      <w:r>
+        <w:rPr>
+          <w:rFonts w:hint="eastAsia"/>
+          <w:lang w:val="en-US" w:eastAsia="zh-CN"/>
+        </w:rPr>
+        <w:t>自动化测试（以后再讲）</w:t>
       </w:r>
     </w:p>
     <w:sectPr>
@@ -200,6 +294,22 @@
 <file path=word/numbering.xml><?xml version="1.0" encoding="utf-8"?>
 <w:numbering xmlns:wpc="http://schemas.microsoft.com/office/word/2010/wordprocessingCanvas" xmlns:mc="http://schemas.openxmlformats.org/markup-compatibility/2006" xmlns:o="urn:schemas-microsoft-com:office:office" xmlns:r="http://schemas.openxmlformats.org/officeDocument/2006/relationships" xmlns:m="http://schemas.openxmlformats.org/officeDocument/2006/math" xmlns:v="urn:schemas-microsoft-com:vml" xmlns:wp14="http://schemas.microsoft.com/office/word/2010/wordprocessingDrawing" xmlns:wp="http://schemas.openxmlformats.org/drawingml/2006/wordprocessingDrawing" xmlns:w10="urn:schemas-microsoft-com:office:word" xmlns:w="http://schemas.openxmlformats.org/wordprocessingml/2006/main" xmlns:w14="http://schemas.microsoft.com/office/word/2010/wordml" xmlns:wpg="http://schemas.microsoft.com/office/word/2010/wordprocessingGroup" xmlns:wpi="http://schemas.microsoft.com/office/word/2010/wordprocessingInk" xmlns:wne="http://schemas.microsoft.com/office/word/2006/wordml" xmlns:wps="http://schemas.microsoft.com/office/word/2010/wordprocessingShape" xmlns:wpsCustomData="http://www.wps.cn/officeDocument/2013/wpsCustomData" mc:Ignorable="w14 wp14">
   <w:abstractNum w:abstractNumId="0">
+    <w:nsid w:val="9FBE59C6"/>
+    <w:multiLevelType w:val="singleLevel"/>
+    <w:tmpl w:val="9FBE59C6"/>
+    <w:lvl w:ilvl="0" w:tentative="0">
+      <w:start w:val="5"/>
+      <w:numFmt w:val="decimal"/>
+      <w:lvlText w:val="%1."/>
+      <w:lvlJc w:val="left"/>
+      <w:pPr>
+        <w:tabs>
+          <w:tab w:val="left" w:pos="312"/>
+        </w:tabs>
+      </w:pPr>
+    </w:lvl>
+  </w:abstractNum>
+  <w:abstractNum w:abstractNumId="1">
     <w:nsid w:val="E7DE534E"/>
     <w:multiLevelType w:val="singleLevel"/>
     <w:tmpl w:val="E7DE534E"/>
@@ -216,6 +326,9 @@
     </w:lvl>
   </w:abstractNum>
   <w:num w:numId="1">
+    <w:abstractNumId w:val="1"/>
+  </w:num>
+  <w:num w:numId="2">
     <w:abstractNumId w:val="0"/>
   </w:num>
 </w:numbering>
